--- a/ResidentialInsurance.docx
+++ b/ResidentialInsurance.docx
@@ -293,7 +293,6 @@
             <w:placeholder>
               <w:docPart w:val="62D3CE731D924D6784E7BADAD7197274"/>
             </w:placeholder>
-            <w:showingPlcHdr/>
           </w:sdtPr>
           <w:sdtContent>
             <w:tc>
@@ -310,10 +309,9 @@
                 </w:pPr>
                 <w:r>
                   <w:rPr>
-                    <w:rStyle w:val="PlaceholderText"/>
-                    <w:color w:val="auto"/>
+                    <w:rFonts w:ascii="Times New Roman"/>
                   </w:rPr>
-                  <w:t>Click or tap here to enter text.</w:t>
+                  <w:t>salutation</w:t>
                 </w:r>
               </w:p>
             </w:tc>
@@ -392,7 +390,6 @@
             <w:placeholder>
               <w:docPart w:val="AD232709B6FD4BE7BF6940DF95EC9F95"/>
             </w:placeholder>
-            <w:showingPlcHdr/>
           </w:sdtPr>
           <w:sdtContent>
             <w:tc>
@@ -407,13 +404,14 @@
                     <w:rFonts w:ascii="Times New Roman"/>
                   </w:rPr>
                 </w:pPr>
+                <w:proofErr w:type="spellStart"/>
                 <w:r>
                   <w:rPr>
-                    <w:rStyle w:val="PlaceholderText"/>
-                    <w:color w:val="auto"/>
+                    <w:rFonts w:ascii="Times New Roman"/>
                   </w:rPr>
-                  <w:t>Click or tap here to enter text.</w:t>
+                  <w:t>clientname</w:t>
                 </w:r>
+                <w:proofErr w:type="spellEnd"/>
               </w:p>
             </w:tc>
           </w:sdtContent>
@@ -453,7 +451,6 @@
             <w:placeholder>
               <w:docPart w:val="DefaultPlaceholder_-1854013440"/>
             </w:placeholder>
-            <w:showingPlcHdr/>
           </w:sdtPr>
           <w:sdtContent>
             <w:tc>
@@ -468,13 +465,14 @@
                     <w:rFonts w:ascii="Times New Roman"/>
                   </w:rPr>
                 </w:pPr>
+                <w:proofErr w:type="spellStart"/>
                 <w:r>
                   <w:rPr>
-                    <w:rStyle w:val="PlaceholderText"/>
-                    <w:color w:val="auto"/>
+                    <w:rFonts w:ascii="Times New Roman"/>
                   </w:rPr>
-                  <w:t>Click or tap here to enter text.</w:t>
+                  <w:t>clientIC</w:t>
                 </w:r>
+                <w:proofErr w:type="spellEnd"/>
               </w:p>
             </w:tc>
           </w:sdtContent>
@@ -516,7 +514,6 @@
             <w:placeholder>
               <w:docPart w:val="C7F3C9CE25764FC4A85C2BDF6AB5C75E"/>
             </w:placeholder>
-            <w:showingPlcHdr/>
           </w:sdtPr>
           <w:sdtContent>
             <w:tc>
@@ -533,10 +530,9 @@
                 </w:pPr>
                 <w:r>
                   <w:rPr>
-                    <w:rStyle w:val="PlaceholderText"/>
-                    <w:color w:val="auto"/>
+                    <w:rFonts w:ascii="Times New Roman"/>
                   </w:rPr>
-                  <w:t>Click or tap here to enter text.</w:t>
+                  <w:t>addressline1</w:t>
                 </w:r>
               </w:p>
             </w:tc>
@@ -587,7 +583,6 @@
             <w:placeholder>
               <w:docPart w:val="C7F3C9CE25764FC4A85C2BDF6AB5C75E"/>
             </w:placeholder>
-            <w:showingPlcHdr/>
           </w:sdtPr>
           <w:sdtContent>
             <w:tc>
@@ -602,13 +597,14 @@
                     <w:rFonts w:ascii="Times New Roman"/>
                   </w:rPr>
                 </w:pPr>
+                <w:proofErr w:type="spellStart"/>
                 <w:r>
                   <w:rPr>
-                    <w:rStyle w:val="PlaceholderText"/>
-                    <w:color w:val="auto"/>
+                    <w:rFonts w:ascii="Times New Roman"/>
                   </w:rPr>
-                  <w:t>Click or tap here to enter text.</w:t>
+                  <w:t>contactno</w:t>
                 </w:r>
+                <w:proofErr w:type="spellEnd"/>
               </w:p>
             </w:tc>
           </w:sdtContent>
@@ -641,7 +637,6 @@
             <w:placeholder>
               <w:docPart w:val="6AAE491F23974643942F80FFF2E5EF7A"/>
             </w:placeholder>
-            <w:showingPlcHdr/>
           </w:sdtPr>
           <w:sdtContent>
             <w:tc>
@@ -658,10 +653,9 @@
                 </w:pPr>
                 <w:r>
                   <w:rPr>
-                    <w:rStyle w:val="PlaceholderText"/>
-                    <w:color w:val="auto"/>
+                    <w:rFonts w:ascii="Times New Roman"/>
                   </w:rPr>
-                  <w:t>Click or tap here to enter text.</w:t>
+                  <w:t>addressline2</w:t>
                 </w:r>
               </w:p>
             </w:tc>
@@ -699,7 +693,6 @@
             <w:placeholder>
               <w:docPart w:val="6AAE491F23974643942F80FFF2E5EF7A"/>
             </w:placeholder>
-            <w:showingPlcHdr/>
           </w:sdtPr>
           <w:sdtContent>
             <w:tc>
@@ -716,10 +709,9 @@
                 </w:pPr>
                 <w:r>
                   <w:rPr>
-                    <w:rStyle w:val="PlaceholderText"/>
-                    <w:color w:val="auto"/>
+                    <w:rFonts w:ascii="Times New Roman"/>
                   </w:rPr>
-                  <w:t>Click or tap here to enter text.</w:t>
+                  <w:t>email</w:t>
                 </w:r>
               </w:p>
             </w:tc>
@@ -753,7 +745,6 @@
             <w:placeholder>
               <w:docPart w:val="636585CB118549B0B8CDD82275C23D08"/>
             </w:placeholder>
-            <w:showingPlcHdr/>
           </w:sdtPr>
           <w:sdtContent>
             <w:tc>
@@ -770,10 +761,9 @@
                 </w:pPr>
                 <w:r>
                   <w:rPr>
-                    <w:rStyle w:val="PlaceholderText"/>
-                    <w:color w:val="auto"/>
+                    <w:rFonts w:ascii="Times New Roman"/>
                   </w:rPr>
-                  <w:t>Click or tap here to enter text.</w:t>
+                  <w:t>addressline3</w:t>
                 </w:r>
               </w:p>
             </w:tc>
@@ -1158,18 +1148,21 @@
           <w:placeholder>
             <w:docPart w:val="DefaultPlaceholder_-1854013440"/>
           </w:placeholder>
-          <w:showingPlcHdr/>
         </w:sdtPr>
         <w:sdtContent>
+          <w:proofErr w:type="spellStart"/>
           <w:r>
             <w:rPr>
               <w:rStyle w:val="PlaceholderText"/>
+              <w:rFonts w:eastAsiaTheme="minorEastAsia" w:hint="eastAsia"/>
               <w:color w:val="auto"/>
               <w:sz w:val="24"/>
               <w:szCs w:val="24"/>
+              <w:lang w:eastAsia="zh-CN"/>
             </w:rPr>
-            <w:t>Click or tap here to enter text.</w:t>
+            <w:t>systemsize</w:t>
           </w:r>
+          <w:proofErr w:type="spellEnd"/>
         </w:sdtContent>
       </w:sdt>
       <w:r>
@@ -2575,7 +2568,7 @@
           </mc:Choice>
           <mc:Fallback>
             <w:pict>
-              <v:shape w14:anchorId="2E3B8BFE" id="Graphic 22" o:spid="_x0000_s1026" style="position:absolute;margin-left:286pt;margin-top:-13.75pt;width:13.5pt;height:13.5pt;z-index:15730688;visibility:visible;mso-wrap-style:square;mso-wrap-distance-left:0;mso-wrap-distance-top:0;mso-wrap-distance-right:0;mso-wrap-distance-bottom:0;mso-position-horizontal:absolute;mso-position-horizontal-relative:page;mso-position-vertical:absolute;mso-position-vertical-relative:text;v-text-anchor:top" coordsize="171450,171450" o:gfxdata="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" path="m,171450r171450,l171450,,,,,171450xe" filled="f" strokeweight="2pt">
+              <v:shape w14:anchorId="331F1D79" id="Graphic 22" o:spid="_x0000_s1026" style="position:absolute;margin-left:286pt;margin-top:-13.75pt;width:13.5pt;height:13.5pt;z-index:15730688;visibility:visible;mso-wrap-style:square;mso-wrap-distance-left:0;mso-wrap-distance-top:0;mso-wrap-distance-right:0;mso-wrap-distance-bottom:0;mso-position-horizontal:absolute;mso-position-horizontal-relative:page;mso-position-vertical:absolute;mso-position-vertical-relative:text;v-text-anchor:top" coordsize="171450,171450" o:gfxdata="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" path="m,171450r171450,l171450,,,,,171450xe" filled="f" strokeweight="2pt">
                 <v:path arrowok="t"/>
                 <w10:wrap anchorx="page"/>
               </v:shape>
@@ -2665,7 +2658,7 @@
           </mc:Choice>
           <mc:Fallback>
             <w:pict>
-              <v:shape w14:anchorId="097A7799" id="Graphic 23" o:spid="_x0000_s1026" style="position:absolute;margin-left:286pt;margin-top:2.75pt;width:13.5pt;height:13.5pt;z-index:15731200;visibility:visible;mso-wrap-style:square;mso-wrap-distance-left:0;mso-wrap-distance-top:0;mso-wrap-distance-right:0;mso-wrap-distance-bottom:0;mso-position-horizontal:absolute;mso-position-horizontal-relative:page;mso-position-vertical:absolute;mso-position-vertical-relative:text;v-text-anchor:top" coordsize="171450,171450" o:gfxdata="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" path="m,171450r171450,l171450,,,,,171450xe" filled="f" strokeweight="2pt">
+              <v:shape w14:anchorId="03B3FD84" id="Graphic 23" o:spid="_x0000_s1026" style="position:absolute;margin-left:286pt;margin-top:2.75pt;width:13.5pt;height:13.5pt;z-index:15731200;visibility:visible;mso-wrap-style:square;mso-wrap-distance-left:0;mso-wrap-distance-top:0;mso-wrap-distance-right:0;mso-wrap-distance-bottom:0;mso-position-horizontal:absolute;mso-position-horizontal-relative:page;mso-position-vertical:absolute;mso-position-vertical-relative:text;v-text-anchor:top" coordsize="171450,171450" o:gfxdata="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" path="m,171450r171450,l171450,,,,,171450xe" filled="f" strokeweight="2pt">
                 <v:path arrowok="t"/>
                 <w10:wrap anchorx="page"/>
               </v:shape>
@@ -2862,7 +2855,7 @@
           </mc:Choice>
           <mc:Fallback>
             <w:pict>
-              <v:shape w14:anchorId="2E4010F3" id="Graphic 24" o:spid="_x0000_s1026" style="position:absolute;margin-left:286pt;margin-top:3.9pt;width:13.7pt;height:29.3pt;z-index:15731712;visibility:visible;mso-wrap-style:square;mso-wrap-distance-left:0;mso-wrap-distance-top:0;mso-wrap-distance-right:0;mso-wrap-distance-bottom:0;mso-position-horizontal:absolute;mso-position-horizontal-relative:page;mso-position-vertical:absolute;mso-position-vertical-relative:text;v-text-anchor:top" coordsize="173990,372110" o:gfxdata="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" path="m,171450r171450,l171450,,,,,171450xem2539,372110r171450,l173989,200660r-171450,l2539,372110xe" filled="f" strokeweight="2pt">
+              <v:shape w14:anchorId="174EC466" id="Graphic 24" o:spid="_x0000_s1026" style="position:absolute;margin-left:286pt;margin-top:3.9pt;width:13.7pt;height:29.3pt;z-index:15731712;visibility:visible;mso-wrap-style:square;mso-wrap-distance-left:0;mso-wrap-distance-top:0;mso-wrap-distance-right:0;mso-wrap-distance-bottom:0;mso-position-horizontal:absolute;mso-position-horizontal-relative:page;mso-position-vertical:absolute;mso-position-vertical-relative:text;v-text-anchor:top" coordsize="173990,372110" o:gfxdata="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" path="m,171450r171450,l171450,,,,,171450xem2539,372110r171450,l173989,200660r-171450,l2539,372110xe" filled="f" strokeweight="2pt">
                 <v:path arrowok="t"/>
                 <w10:wrap anchorx="page"/>
               </v:shape>
@@ -3154,7 +3147,7 @@
           </mc:Choice>
           <mc:Fallback>
             <w:pict>
-              <v:shape w14:anchorId="3F59A6EE" id="Graphic 25" o:spid="_x0000_s1026" style="position:absolute;margin-left:286pt;margin-top:4.1pt;width:13.5pt;height:13.5pt;z-index:15732224;visibility:visible;mso-wrap-style:square;mso-wrap-distance-left:0;mso-wrap-distance-top:0;mso-wrap-distance-right:0;mso-wrap-distance-bottom:0;mso-position-horizontal:absolute;mso-position-horizontal-relative:page;mso-position-vertical:absolute;mso-position-vertical-relative:text;v-text-anchor:top" coordsize="171450,171450" o:gfxdata="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" path="m,171450r171450,l171450,,,,,171450xe" filled="f" strokeweight="2pt">
+              <v:shape w14:anchorId="0FEB2DD1" id="Graphic 25" o:spid="_x0000_s1026" style="position:absolute;margin-left:286pt;margin-top:4.1pt;width:13.5pt;height:13.5pt;z-index:15732224;visibility:visible;mso-wrap-style:square;mso-wrap-distance-left:0;mso-wrap-distance-top:0;mso-wrap-distance-right:0;mso-wrap-distance-bottom:0;mso-position-horizontal:absolute;mso-position-horizontal-relative:page;mso-position-vertical:absolute;mso-position-vertical-relative:text;v-text-anchor:top" coordsize="171450,171450" o:gfxdata="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" path="m,171450r171450,l171450,,,,,171450xe" filled="f" strokeweight="2pt">
                 <v:path arrowok="t"/>
                 <w10:wrap anchorx="page"/>
               </v:shape>
@@ -6201,7 +6194,7 @@
           </mc:Choice>
           <mc:Fallback>
             <w:pict>
-              <v:shape w14:anchorId="065E5FB0" id="Graphic 26" o:spid="_x0000_s1026" style="position:absolute;margin-left:89.85pt;margin-top:18.55pt;width:134.4pt;height:.1pt;z-index:-251657216;visibility:visible;mso-wrap-style:square;mso-wrap-distance-left:0;mso-wrap-distance-top:0;mso-wrap-distance-right:0;mso-wrap-distance-bottom:0;mso-position-horizontal:absolute;mso-position-horizontal-relative:page;mso-position-vertical:absolute;mso-position-vertical-relative:text;v-text-anchor:top" coordsize="1706880,1270" o:gfxdata="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" path="m,l1706880,e" filled="f">
+              <v:shape w14:anchorId="2C3F253A" id="Graphic 26" o:spid="_x0000_s1026" style="position:absolute;margin-left:89.85pt;margin-top:18.55pt;width:134.4pt;height:.1pt;z-index:-251657216;visibility:visible;mso-wrap-style:square;mso-wrap-distance-left:0;mso-wrap-distance-top:0;mso-wrap-distance-right:0;mso-wrap-distance-bottom:0;mso-position-horizontal:absolute;mso-position-horizontal-relative:page;mso-position-vertical:absolute;mso-position-vertical-relative:text;v-text-anchor:top" coordsize="1706880,1270" o:gfxdata="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" path="m,l1706880,e" filled="f">
                 <v:path arrowok="t"/>
                 <w10:wrap type="topAndBottom" anchorx="page"/>
               </v:shape>
@@ -6246,16 +6239,18 @@
           <w:placeholder>
             <w:docPart w:val="DefaultPlaceholder_-1854013440"/>
           </w:placeholder>
-          <w:showingPlcHdr/>
         </w:sdtPr>
         <w:sdtContent>
+          <w:proofErr w:type="spellStart"/>
           <w:r>
             <w:rPr>
-              <w:rStyle w:val="PlaceholderText"/>
-              <w:color w:val="auto"/>
+              <w:rFonts w:eastAsiaTheme="minorEastAsia" w:hint="eastAsia"/>
+              <w:spacing w:val="-4"/>
+              <w:lang w:eastAsia="zh-CN"/>
             </w:rPr>
-            <w:t>Click or tap here to enter text.</w:t>
+            <w:t>clientname</w:t>
           </w:r>
+          <w:proofErr w:type="spellEnd"/>
         </w:sdtContent>
       </w:sdt>
     </w:p>
@@ -6295,16 +6290,18 @@
           <w:placeholder>
             <w:docPart w:val="DefaultPlaceholder_-1854013440"/>
           </w:placeholder>
-          <w:showingPlcHdr/>
         </w:sdtPr>
         <w:sdtContent>
+          <w:proofErr w:type="spellStart"/>
           <w:r>
             <w:rPr>
-              <w:rStyle w:val="PlaceholderText"/>
-              <w:color w:val="auto"/>
+              <w:rFonts w:eastAsiaTheme="minorEastAsia" w:hint="eastAsia"/>
+              <w:spacing w:val="-5"/>
+              <w:lang w:eastAsia="zh-CN"/>
             </w:rPr>
-            <w:t>Click or tap here to enter text.</w:t>
+            <w:t>clientIC</w:t>
           </w:r>
+          <w:proofErr w:type="spellEnd"/>
         </w:sdtContent>
       </w:sdt>
     </w:p>
@@ -7002,7 +6999,7 @@
         </mc:Choice>
         <mc:Fallback>
           <w:pict>
-            <v:group w14:anchorId="3C924363" id="Group 1" o:spid="_x0000_s1026" style="position:absolute;margin-left:0;margin-top:0;width:595.35pt;height:88pt;z-index:-15835136;mso-wrap-distance-left:0;mso-wrap-distance-right:0;mso-position-horizontal-relative:page;mso-position-vertical-relative:page" coordsize="75609,11176" o:gfxdata="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">
+            <v:group w14:anchorId="510C5996" id="Group 1" o:spid="_x0000_s1026" style="position:absolute;margin-left:0;margin-top:0;width:595.35pt;height:88pt;z-index:-15835136;mso-wrap-distance-left:0;mso-wrap-distance-right:0;mso-position-horizontal-relative:page;mso-position-vertical-relative:page" coordsize="75609,11176" o:gfxdata="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">
               <v:shape id="Graphic 2" o:spid="_x0000_s1027" style="position:absolute;left:60;width:75546;height:1809;visibility:visible;mso-wrap-style:square;v-text-anchor:top" coordsize="7554595,180975" o:gfxdata="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" path="m7554533,l,,,180974r7554533,l7554533,xe" fillcolor="#cfc5c4" stroked="f">
                 <v:path arrowok="t"/>
               </v:shape>
@@ -9394,7 +9391,6 @@
     <w:sig w:usb0="E0002EFF" w:usb1="C000785B" w:usb2="00000009" w:usb3="00000000" w:csb0="000001FF" w:csb1="00000000"/>
   </w:font>
   <w:font w:name="Segoe UI Symbol">
-    <w:altName w:val="Segoe UI Symbol"/>
     <w:panose1 w:val="020B0502040204020203"/>
     <w:charset w:val="00"/>
     <w:family w:val="swiss"/>
@@ -9451,8 +9447,10 @@
   <w:rsids>
     <w:rsidRoot w:val="009B20E8"/>
     <w:rsid w:val="002D68B3"/>
+    <w:rsid w:val="00400E93"/>
     <w:rsid w:val="00404CCD"/>
     <w:rsid w:val="00473246"/>
+    <w:rsid w:val="0095443C"/>
     <w:rsid w:val="009B20E8"/>
     <w:rsid w:val="00A61905"/>
     <w:rsid w:val="00B67C1D"/>
